--- a/worlds/korvin-merrow/task-setup/platform/task1/discharge_medication_reconciliation_request_05242026.docx
+++ b/worlds/korvin-merrow/task-setup/platform/task1/discharge_medication_reconciliation_request_05242026.docx
@@ -469,7 +469,7 @@
         <w:spacing w:after="80" w:before="0"/>
       </w:pPr>
       <w:r>
-        <w:t>A headed discharge reconciliation note, written in inpatient pharmacist / hospitalist register, organized by medication disposition (continued / held with restart parameters / dose-modified / inpatient-specific). Target length 450-700 words.</w:t>
+        <w:t>A headed discharge reconciliation note, written in inpatient pharmacist / hospitalist register, organized by medication disposition (continued / held with restart parameters / dose-modified / inpatient-specific). Target roughly 600 words for the core disposition summary; concise supporting detail for the reconciliation items above may extend beyond that as clinically needed.</w:t>
       </w:r>
     </w:p>
     <w:p>
